--- a/internal_doc/07.版本报告/SequoiaDB_1.12版本发布评估说明书.docx
+++ b/internal_doc/07.版本报告/SequoiaDB_1.12版本发布评估说明书.docx
@@ -98,7 +98,19 @@
               <w:rPr>
                 <w:rFonts w:hint="eastAsia"/>
               </w:rPr>
-              <w:t>2014-</w:t>
+              <w:t>201</w:t>
+            </w:r>
+            <w:r>
+              <w:rPr>
+                <w:rFonts w:hint="eastAsia"/>
+              </w:rPr>
+              <w:t>5</w:t>
+            </w:r>
+            <w:r>
+              <w:rPr>
+                <w:rFonts w:hint="eastAsia"/>
+              </w:rPr>
+              <w:t>-</w:t>
             </w:r>
             <w:r>
               <w:rPr>
@@ -840,11 +852,6 @@
             <w:tcW w:w="2841" w:type="dxa"/>
           </w:tcPr>
           <w:p>
-            <w:pPr>
-              <w:rPr>
-                <w:rFonts w:hint="eastAsia"/>
-              </w:rPr>
-            </w:pPr>
             <w:r>
               <w:t>Tools supports SSL</w:t>
             </w:r>
@@ -852,9 +859,6 @@
           <w:p>
             <w:pPr>
               <w:ind w:left="105" w:hangingChars="50" w:hanging="105"/>
-              <w:rPr>
-                <w:rFonts w:hint="eastAsia"/>
-              </w:rPr>
             </w:pPr>
             <w:r>
               <w:rPr>
@@ -1505,11 +1509,6 @@
             <w:tcW w:w="2841" w:type="dxa"/>
           </w:tcPr>
           <w:p>
-            <w:pPr>
-              <w:rPr>
-                <w:rFonts w:hint="eastAsia"/>
-              </w:rPr>
-            </w:pPr>
             <w:r>
               <w:rPr>
                 <w:rFonts w:hint="eastAsia"/>
@@ -1627,11 +1626,6 @@
             <w:tcW w:w="2841" w:type="dxa"/>
           </w:tcPr>
           <w:p>
-            <w:pPr>
-              <w:rPr>
-                <w:rFonts w:hint="eastAsia"/>
-              </w:rPr>
-            </w:pPr>
             <w:r>
               <w:rPr>
                 <w:rFonts w:hint="eastAsia"/>
@@ -1695,11 +1689,6 @@
             <w:tcW w:w="2841" w:type="dxa"/>
           </w:tcPr>
           <w:p>
-            <w:pPr>
-              <w:rPr>
-                <w:rFonts w:hint="eastAsia"/>
-              </w:rPr>
-            </w:pPr>
             <w:r>
               <w:rPr>
                 <w:rFonts w:hint="eastAsia"/>
@@ -1814,11 +1803,6 @@
             <w:tcW w:w="2841" w:type="dxa"/>
           </w:tcPr>
           <w:p>
-            <w:pPr>
-              <w:rPr>
-                <w:rFonts w:hint="eastAsia"/>
-              </w:rPr>
-            </w:pPr>
             <w:r>
               <w:rPr>
                 <w:rFonts w:hint="eastAsia"/>
@@ -1876,11 +1860,6 @@
             <w:tcW w:w="2841" w:type="dxa"/>
           </w:tcPr>
           <w:p>
-            <w:pPr>
-              <w:rPr>
-                <w:rFonts w:hint="eastAsia"/>
-              </w:rPr>
-            </w:pPr>
             <w:r>
               <w:rPr>
                 <w:rFonts w:hint="eastAsia"/>
@@ -1944,11 +1923,6 @@
             <w:tcW w:w="2841" w:type="dxa"/>
           </w:tcPr>
           <w:p>
-            <w:pPr>
-              <w:rPr>
-                <w:rFonts w:hint="eastAsia"/>
-              </w:rPr>
-            </w:pPr>
             <w:r>
               <w:rPr>
                 <w:rFonts w:hint="eastAsia"/>
@@ -1980,11 +1954,6 @@
             <w:tcW w:w="2841" w:type="dxa"/>
           </w:tcPr>
           <w:p>
-            <w:pPr>
-              <w:rPr>
-                <w:rFonts w:hint="eastAsia"/>
-              </w:rPr>
-            </w:pPr>
             <w:r>
               <w:rPr>
                 <w:rFonts w:hint="eastAsia"/>
@@ -3536,11 +3505,6 @@
             <w:tcW w:w="4399" w:type="dxa"/>
           </w:tcPr>
           <w:p>
-            <w:pPr>
-              <w:rPr>
-                <w:rFonts w:hint="eastAsia"/>
-              </w:rPr>
-            </w:pPr>
             <w:r>
               <w:rPr>
                 <w:rFonts w:hint="eastAsia"/>
@@ -3592,11 +3556,6 @@
             <w:tcW w:w="4399" w:type="dxa"/>
           </w:tcPr>
           <w:p>
-            <w:pPr>
-              <w:rPr>
-                <w:rFonts w:hint="eastAsia"/>
-              </w:rPr>
-            </w:pPr>
             <w:r>
               <w:rPr>
                 <w:rFonts w:hint="eastAsia"/>
@@ -3654,11 +3613,6 @@
             <w:tcW w:w="4399" w:type="dxa"/>
           </w:tcPr>
           <w:p>
-            <w:pPr>
-              <w:rPr>
-                <w:rFonts w:hint="eastAsia"/>
-              </w:rPr>
-            </w:pPr>
             <w:r>
               <w:rPr>
                 <w:rFonts w:hint="eastAsia"/>
@@ -3696,13 +3650,7 @@
           <w:tcPr>
             <w:tcW w:w="4399" w:type="dxa"/>
           </w:tcPr>
-          <w:p>
-            <w:pPr>
-              <w:rPr>
-                <w:rFonts w:hint="eastAsia"/>
-              </w:rPr>
-            </w:pPr>
-          </w:p>
+          <w:p/>
         </w:tc>
         <w:tc>
           <w:tcPr>
@@ -4556,7 +4504,6 @@
           <w:p>
             <w:pPr>
               <w:rPr>
-                <w:rFonts w:hint="eastAsia"/>
                 <w:color w:val="0070C0"/>
               </w:rPr>
             </w:pPr>
@@ -4711,11 +4658,6 @@
             <w:tcW w:w="1043" w:type="dxa"/>
           </w:tcPr>
           <w:p>
-            <w:pPr>
-              <w:rPr>
-                <w:rFonts w:hint="eastAsia"/>
-              </w:rPr>
-            </w:pPr>
             <w:r>
               <w:rPr>
                 <w:rFonts w:hint="eastAsia"/>
@@ -4778,11 +4720,6 @@
             <w:tcW w:w="1043" w:type="dxa"/>
           </w:tcPr>
           <w:p>
-            <w:pPr>
-              <w:rPr>
-                <w:rFonts w:hint="eastAsia"/>
-              </w:rPr>
-            </w:pPr>
             <w:r>
               <w:rPr>
                 <w:rFonts w:hint="eastAsia"/>
@@ -4851,11 +4788,6 @@
             <w:tcW w:w="1043" w:type="dxa"/>
           </w:tcPr>
           <w:p>
-            <w:pPr>
-              <w:rPr>
-                <w:rFonts w:hint="eastAsia"/>
-              </w:rPr>
-            </w:pPr>
             <w:r>
               <w:rPr>
                 <w:rFonts w:hint="eastAsia"/>
@@ -4996,13 +4928,7 @@
           <w:tcPr>
             <w:tcW w:w="1043" w:type="dxa"/>
           </w:tcPr>
-          <w:p>
-            <w:pPr>
-              <w:rPr>
-                <w:rFonts w:hint="eastAsia"/>
-              </w:rPr>
-            </w:pPr>
-          </w:p>
+          <w:p/>
         </w:tc>
       </w:tr>
       <w:tr>
@@ -5125,11 +5051,6 @@
             <w:tcW w:w="1043" w:type="dxa"/>
           </w:tcPr>
           <w:p>
-            <w:pPr>
-              <w:rPr>
-                <w:rFonts w:hint="eastAsia"/>
-              </w:rPr>
-            </w:pPr>
             <w:r>
               <w:rPr>
                 <w:rFonts w:hint="eastAsia"/>
@@ -5204,11 +5125,6 @@
             <w:tcW w:w="1043" w:type="dxa"/>
           </w:tcPr>
           <w:p>
-            <w:pPr>
-              <w:rPr>
-                <w:rFonts w:hint="eastAsia"/>
-              </w:rPr>
-            </w:pPr>
             <w:r>
               <w:rPr>
                 <w:rFonts w:hint="eastAsia"/>
@@ -5407,29 +5323,7 @@
                   <w:sz w:val="15"/>
                   <w:szCs w:val="15"/>
                 </w:rPr>
-                <w:t>SEQUOIADBMAINS</w:t>
-              </w:r>
-              <w:r>
-                <w:rPr>
-                  <w:rStyle w:val="Hyperlink"/>
-                  <w:rFonts w:ascii="Arial" w:hAnsi="Arial" w:cs="Arial"/>
-                  <w:b/>
-                  <w:bCs/>
-                  <w:sz w:val="15"/>
-                  <w:szCs w:val="15"/>
-                </w:rPr>
-                <w:t>T</w:t>
-              </w:r>
-              <w:r>
-                <w:rPr>
-                  <w:rStyle w:val="Hyperlink"/>
-                  <w:rFonts w:ascii="Arial" w:hAnsi="Arial" w:cs="Arial"/>
-                  <w:b/>
-                  <w:bCs/>
-                  <w:sz w:val="15"/>
-                  <w:szCs w:val="15"/>
-                </w:rPr>
-                <w:t>REAM-631</w:t>
+                <w:t>SEQUOIADBMAINSTREAM-631</w:t>
               </w:r>
             </w:hyperlink>
           </w:p>
@@ -6125,11 +6019,6 @@
             <w:tcW w:w="5037" w:type="dxa"/>
           </w:tcPr>
           <w:p>
-            <w:pPr>
-              <w:rPr>
-                <w:rFonts w:hint="eastAsia"/>
-              </w:rPr>
-            </w:pPr>
             <w:r>
               <w:rPr>
                 <w:rFonts w:hint="eastAsia"/>
@@ -9440,11 +9329,6 @@
             <w:tcW w:w="5037" w:type="dxa"/>
           </w:tcPr>
           <w:p>
-            <w:pPr>
-              <w:rPr>
-                <w:rFonts w:hint="eastAsia"/>
-              </w:rPr>
-            </w:pPr>
             <w:r>
               <w:rPr>
                 <w:rFonts w:hint="eastAsia"/>
@@ -9496,11 +9380,6 @@
             <w:tcW w:w="5037" w:type="dxa"/>
           </w:tcPr>
           <w:p>
-            <w:pPr>
-              <w:rPr>
-                <w:rFonts w:hint="eastAsia"/>
-              </w:rPr>
-            </w:pPr>
             <w:r>
               <w:rPr>
                 <w:rFonts w:hint="eastAsia"/>
@@ -9627,11 +9506,6 @@
             <w:tcW w:w="5037" w:type="dxa"/>
           </w:tcPr>
           <w:p>
-            <w:pPr>
-              <w:rPr>
-                <w:rFonts w:hint="eastAsia"/>
-              </w:rPr>
-            </w:pPr>
             <w:r>
               <w:rPr>
                 <w:rFonts w:hint="eastAsia"/>
@@ -9695,11 +9569,6 @@
             <w:tcW w:w="5037" w:type="dxa"/>
           </w:tcPr>
           <w:p>
-            <w:pPr>
-              <w:rPr>
-                <w:rFonts w:hint="eastAsia"/>
-              </w:rPr>
-            </w:pPr>
             <w:r>
               <w:rPr>
                 <w:rFonts w:hint="eastAsia"/>
@@ -9775,11 +9644,6 @@
             <w:tcW w:w="5037" w:type="dxa"/>
           </w:tcPr>
           <w:p>
-            <w:pPr>
-              <w:rPr>
-                <w:rFonts w:hint="eastAsia"/>
-              </w:rPr>
-            </w:pPr>
             <w:r>
               <w:rPr>
                 <w:rFonts w:hint="eastAsia"/>
@@ -9843,11 +9707,6 @@
             <w:tcW w:w="5037" w:type="dxa"/>
           </w:tcPr>
           <w:p>
-            <w:pPr>
-              <w:rPr>
-                <w:rFonts w:hint="eastAsia"/>
-              </w:rPr>
-            </w:pPr>
             <w:r>
               <w:rPr>
                 <w:rFonts w:hint="eastAsia"/>
@@ -9920,7 +9779,6 @@
           <w:p>
             <w:pPr>
               <w:rPr>
-                <w:rFonts w:hint="eastAsia"/>
                 <w:b/>
                 <w:color w:val="00B050"/>
               </w:rPr>
@@ -10026,11 +9884,6 @@
             <w:tcW w:w="5037" w:type="dxa"/>
           </w:tcPr>
           <w:p>
-            <w:pPr>
-              <w:rPr>
-                <w:rFonts w:hint="eastAsia"/>
-              </w:rPr>
-            </w:pPr>
             <w:r>
               <w:rPr>
                 <w:rFonts w:hint="eastAsia"/>
@@ -10118,11 +9971,6 @@
             <w:tcW w:w="5037" w:type="dxa"/>
           </w:tcPr>
           <w:p>
-            <w:pPr>
-              <w:rPr>
-                <w:rFonts w:hint="eastAsia"/>
-              </w:rPr>
-            </w:pPr>
             <w:r>
               <w:rPr>
                 <w:rFonts w:hint="eastAsia"/>
@@ -10180,11 +10028,6 @@
             <w:tcW w:w="5037" w:type="dxa"/>
           </w:tcPr>
           <w:p>
-            <w:pPr>
-              <w:rPr>
-                <w:rFonts w:hint="eastAsia"/>
-              </w:rPr>
-            </w:pPr>
             <w:r>
               <w:rPr>
                 <w:rFonts w:hint="eastAsia"/>
@@ -10266,11 +10109,6 @@
             <w:tcW w:w="5037" w:type="dxa"/>
           </w:tcPr>
           <w:p>
-            <w:pPr>
-              <w:rPr>
-                <w:rFonts w:hint="eastAsia"/>
-              </w:rPr>
-            </w:pPr>
             <w:r>
               <w:rPr>
                 <w:rFonts w:hint="eastAsia"/>
@@ -10364,11 +10202,6 @@
             <w:tcW w:w="5037" w:type="dxa"/>
           </w:tcPr>
           <w:p>
-            <w:pPr>
-              <w:rPr>
-                <w:rFonts w:hint="eastAsia"/>
-              </w:rPr>
-            </w:pPr>
             <w:r>
               <w:rPr>
                 <w:rFonts w:hint="eastAsia"/>
@@ -10438,11 +10271,6 @@
             <w:tcW w:w="5037" w:type="dxa"/>
           </w:tcPr>
           <w:p>
-            <w:pPr>
-              <w:rPr>
-                <w:rFonts w:hint="eastAsia"/>
-              </w:rPr>
-            </w:pPr>
             <w:r>
               <w:rPr>
                 <w:rFonts w:hint="eastAsia"/>
@@ -10512,11 +10340,6 @@
             <w:tcW w:w="5037" w:type="dxa"/>
           </w:tcPr>
           <w:p>
-            <w:pPr>
-              <w:rPr>
-                <w:rFonts w:hint="eastAsia"/>
-              </w:rPr>
-            </w:pPr>
             <w:r>
               <w:rPr>
                 <w:rFonts w:hint="eastAsia"/>
@@ -10598,11 +10421,6 @@
             <w:tcW w:w="5037" w:type="dxa"/>
           </w:tcPr>
           <w:p>
-            <w:pPr>
-              <w:rPr>
-                <w:rFonts w:hint="eastAsia"/>
-              </w:rPr>
-            </w:pPr>
             <w:r>
               <w:rPr>
                 <w:rFonts w:hint="eastAsia"/>
@@ -10663,7 +10481,6 @@
           <w:p>
             <w:pPr>
               <w:rPr>
-                <w:rFonts w:hint="eastAsia"/>
                 <w:b/>
                 <w:color w:val="00B050"/>
               </w:rPr>
@@ -10771,7 +10588,6 @@
           <w:p>
             <w:pPr>
               <w:rPr>
-                <w:rFonts w:hint="eastAsia"/>
                 <w:b/>
                 <w:color w:val="00B050"/>
               </w:rPr>
@@ -10845,11 +10661,6 @@
             <w:tcW w:w="5037" w:type="dxa"/>
           </w:tcPr>
           <w:p>
-            <w:pPr>
-              <w:rPr>
-                <w:rFonts w:hint="eastAsia"/>
-              </w:rPr>
-            </w:pPr>
             <w:r>
               <w:rPr>
                 <w:rFonts w:hint="eastAsia"/>
@@ -10922,7 +10733,6 @@
           <w:p>
             <w:pPr>
               <w:rPr>
-                <w:rFonts w:hint="eastAsia"/>
                 <w:b/>
                 <w:color w:val="00B050"/>
               </w:rPr>
@@ -11068,11 +10878,6 @@
             <w:tcW w:w="5037" w:type="dxa"/>
           </w:tcPr>
           <w:p>
-            <w:pPr>
-              <w:rPr>
-                <w:rFonts w:hint="eastAsia"/>
-              </w:rPr>
-            </w:pPr>
             <w:r>
               <w:rPr>
                 <w:rFonts w:hint="eastAsia"/>
@@ -11169,7 +10974,6 @@
           <w:p>
             <w:pPr>
               <w:rPr>
-                <w:rFonts w:hint="eastAsia"/>
                 <w:b/>
                 <w:color w:val="00B050"/>
               </w:rPr>
@@ -11230,7 +11034,6 @@
           <w:p>
             <w:pPr>
               <w:rPr>
-                <w:rFonts w:hint="eastAsia"/>
                 <w:b/>
                 <w:color w:val="00B050"/>
               </w:rPr>
@@ -11304,11 +11107,6 @@
             <w:tcW w:w="5037" w:type="dxa"/>
           </w:tcPr>
           <w:p>
-            <w:pPr>
-              <w:rPr>
-                <w:rFonts w:hint="eastAsia"/>
-              </w:rPr>
-            </w:pPr>
             <w:r>
               <w:rPr>
                 <w:rFonts w:hint="eastAsia"/>
@@ -11370,13 +11168,7 @@
           <w:tcPr>
             <w:tcW w:w="5037" w:type="dxa"/>
           </w:tcPr>
-          <w:p>
-            <w:pPr>
-              <w:rPr>
-                <w:rFonts w:hint="eastAsia"/>
-              </w:rPr>
-            </w:pPr>
-          </w:p>
+          <w:p/>
         </w:tc>
         <w:tc>
           <w:tcPr>

--- a/internal_doc/07.版本报告/SequoiaDB_1.12版本发布评估说明书.docx
+++ b/internal_doc/07.版本报告/SequoiaDB_1.12版本发布评估说明书.docx
@@ -886,15 +886,6 @@
             </w:r>
             <w:r>
               <w:lastRenderedPageBreak/>
-              <w:t>dbinspect</w:t>
-            </w:r>
-            <w:r>
-              <w:rPr>
-                <w:rFonts w:hint="eastAsia"/>
-              </w:rPr>
-              <w:t>、</w:t>
-            </w:r>
-            <w:r>
               <w:t>sdblobtool</w:t>
             </w:r>
             <w:r>
@@ -2146,7 +2137,6 @@
               <w:rPr>
                 <w:rFonts w:hint="eastAsia"/>
               </w:rPr>
-              <w:lastRenderedPageBreak/>
               <w:t>（良</w:t>
             </w:r>
             <w:r>
@@ -3787,31 +3777,31 @@
               <w:rPr>
                 <w:rFonts w:hint="eastAsia"/>
               </w:rPr>
+              <w:t>（良</w:t>
+            </w:r>
+            <w:r>
+              <w:rPr>
+                <w:rFonts w:hint="eastAsia"/>
+              </w:rPr>
+              <w:t>/</w:t>
+            </w:r>
+            <w:r>
+              <w:rPr>
+                <w:rFonts w:hint="eastAsia"/>
+              </w:rPr>
+              <w:t>中</w:t>
+            </w:r>
+            <w:r>
+              <w:rPr>
+                <w:rFonts w:hint="eastAsia"/>
+              </w:rPr>
+              <w:t>/</w:t>
+            </w:r>
+            <w:r>
+              <w:rPr>
+                <w:rFonts w:hint="eastAsia"/>
+              </w:rPr>
               <w:lastRenderedPageBreak/>
-              <w:t>（良</w:t>
-            </w:r>
-            <w:r>
-              <w:rPr>
-                <w:rFonts w:hint="eastAsia"/>
-              </w:rPr>
-              <w:t>/</w:t>
-            </w:r>
-            <w:r>
-              <w:rPr>
-                <w:rFonts w:hint="eastAsia"/>
-              </w:rPr>
-              <w:t>中</w:t>
-            </w:r>
-            <w:r>
-              <w:rPr>
-                <w:rFonts w:hint="eastAsia"/>
-              </w:rPr>
-              <w:t>/</w:t>
-            </w:r>
-            <w:r>
-              <w:rPr>
-                <w:rFonts w:hint="eastAsia"/>
-              </w:rPr>
               <w:t>劣）</w:t>
             </w:r>
           </w:p>
@@ -5633,7 +5623,6 @@
               <w:rPr>
                 <w:rFonts w:hint="eastAsia"/>
               </w:rPr>
-              <w:lastRenderedPageBreak/>
               <w:t>Sequoiadb</w:t>
             </w:r>
             <w:r>
@@ -7787,6 +7776,7 @@
               <w:rPr>
                 <w:rFonts w:hint="eastAsia"/>
               </w:rPr>
+              <w:lastRenderedPageBreak/>
               <w:t>错误，但没有打印错误字符串</w:t>
             </w:r>
           </w:p>
@@ -9522,7 +9512,14 @@
               <w:rPr>
                 <w:rFonts w:hint="eastAsia"/>
               </w:rPr>
-              <w:t>的方式构建的正则表达式查询，查询不出正确结果</w:t>
+              <w:t>的方式构建的正则表达式查询，查询不出</w:t>
+            </w:r>
+            <w:r>
+              <w:rPr>
+                <w:rFonts w:hint="eastAsia"/>
+              </w:rPr>
+              <w:lastRenderedPageBreak/>
+              <w:t>正确结果</w:t>
             </w:r>
           </w:p>
         </w:tc>
